--- a/docs/SOC6302_syllabus.docx
+++ b/docs/SOC6302_syllabus.docx
@@ -77,13 +77,13 @@
         <w:t xml:space="preserve"> </w:t>
       </w:r>
       <w:r>
-        <w:t xml:space="preserve">Someone Great</w:t>
-      </w:r>
-      <w:r>
-        <w:t xml:space="preserve"> </w:t>
-      </w:r>
-      <w:r>
-        <w:t xml:space="preserve">[someone.great@mail.utoronto.ca]</w:t>
+        <w:t xml:space="preserve">Firdaous Sbai</w:t>
+      </w:r>
+      <w:r>
+        <w:t xml:space="preserve"> </w:t>
+      </w:r>
+      <w:r>
+        <w:t xml:space="preserve">[firdaous.sbai@mail.utoronto.ca]</w:t>
       </w:r>
     </w:p>
     <w:p>
@@ -2399,7 +2399,7 @@
                 <w:szCs w:val="22"/>
                 <w:color w:val="000000"/>
               </w:rPr>
-              <w:t xml:space="preserve">MS01</w:t>
+              <w:t xml:space="preserve"/>
             </w:r>
           </w:p>
         </w:tc>
@@ -2674,7 +2674,7 @@
                 <w:szCs w:val="22"/>
                 <w:color w:val="000000"/>
               </w:rPr>
-              <w:t xml:space="preserve"/>
+              <w:t xml:space="preserve">MS01</w:t>
             </w:r>
           </w:p>
         </w:tc>
@@ -2949,7 +2949,7 @@
                 <w:szCs w:val="22"/>
                 <w:color w:val="000000"/>
               </w:rPr>
-              <w:t xml:space="preserve">MS02</w:t>
+              <w:t xml:space="preserve"/>
             </w:r>
           </w:p>
         </w:tc>
@@ -3224,7 +3224,7 @@
                 <w:szCs w:val="22"/>
                 <w:color w:val="000000"/>
               </w:rPr>
-              <w:t xml:space="preserve"/>
+              <w:t xml:space="preserve">MS02</w:t>
             </w:r>
           </w:p>
         </w:tc>
@@ -3499,7 +3499,7 @@
                 <w:szCs w:val="22"/>
                 <w:color w:val="000000"/>
               </w:rPr>
-              <w:t xml:space="preserve">MS03</w:t>
+              <w:t xml:space="preserve"/>
             </w:r>
           </w:p>
         </w:tc>
@@ -3774,7 +3774,7 @@
                 <w:szCs w:val="22"/>
                 <w:color w:val="000000"/>
               </w:rPr>
-              <w:t xml:space="preserve"/>
+              <w:t xml:space="preserve">MS03</w:t>
             </w:r>
           </w:p>
         </w:tc>

--- a/docs/SOC6302_syllabus.docx
+++ b/docs/SOC6302_syllabus.docx
@@ -3774,7 +3774,7 @@
                 <w:szCs w:val="22"/>
                 <w:color w:val="000000"/>
               </w:rPr>
-              <w:t xml:space="preserve">MS03</w:t>
+              <w:t xml:space="preserve"/>
             </w:r>
           </w:p>
         </w:tc>
@@ -4049,7 +4049,7 @@
                 <w:szCs w:val="22"/>
                 <w:color w:val="000000"/>
               </w:rPr>
-              <w:t xml:space="preserve"/>
+              <w:t xml:space="preserve">MS03</w:t>
             </w:r>
           </w:p>
         </w:tc>
